--- a/EIPR/UNIT 4-part2.docx
+++ b/EIPR/UNIT 4-part2.docx
@@ -31,7 +31,7 @@
           <w:szCs w:val="24"/>
           <w:u w:val="single"/>
         </w:rPr>
-        <w:t>1V</w:t>
+        <w:t>4</w:t>
       </w:r>
     </w:p>
     <w:p>
@@ -107,16 +107,14 @@
         </w:rPr>
         <w:t xml:space="preserve">Trademarks existed in the ancient world. As long as 3000 years ago, </w:t>
       </w:r>
-      <w:proofErr w:type="spellStart"/>
-      <w:r>
-        <w:rPr>
-          <w:rFonts w:ascii="Times New Roman" w:hAnsi="Times New Roman" w:cs="Times New Roman"/>
-          <w:sz w:val="24"/>
-          <w:szCs w:val="24"/>
-        </w:rPr>
-        <w:t>Indiancraftsmen</w:t>
-      </w:r>
-      <w:proofErr w:type="spellEnd"/>
+      <w:r>
+        <w:rPr>
+          <w:rFonts w:ascii="Times New Roman" w:hAnsi="Times New Roman" w:cs="Times New Roman"/>
+          <w:sz w:val="24"/>
+          <w:szCs w:val="24"/>
+        </w:rPr>
+        <w:t>Indian craftsmen</w:t>
+      </w:r>
       <w:r>
         <w:rPr>
           <w:rFonts w:ascii="Times New Roman" w:hAnsi="Times New Roman" w:cs="Times New Roman"/>
@@ -361,16 +359,14 @@
           <w:szCs w:val="24"/>
         </w:rPr>
       </w:pPr>
-      <w:proofErr w:type="gramStart"/>
-      <w:r>
-        <w:rPr>
-          <w:rFonts w:ascii="Times New Roman" w:hAnsi="Times New Roman" w:cs="Times New Roman"/>
-          <w:sz w:val="24"/>
-          <w:szCs w:val="24"/>
-        </w:rPr>
-        <w:t>Therefore</w:t>
-      </w:r>
-      <w:proofErr w:type="gramEnd"/>
+      <w:r>
+        <w:rPr>
+          <w:rFonts w:ascii="Times New Roman" w:hAnsi="Times New Roman" w:cs="Times New Roman"/>
+          <w:sz w:val="24"/>
+          <w:szCs w:val="24"/>
+        </w:rPr>
+        <w:t>Therefore,</w:t>
+      </w:r>
       <w:r>
         <w:rPr>
           <w:rFonts w:ascii="Times New Roman" w:hAnsi="Times New Roman" w:cs="Times New Roman"/>
@@ -848,7 +844,6 @@
         <w:t xml:space="preserve">Cycle brand </w:t>
       </w:r>
       <w:proofErr w:type="spellStart"/>
-      <w:proofErr w:type="gramStart"/>
       <w:r>
         <w:rPr>
           <w:rFonts w:ascii="Times New Roman" w:hAnsi="Times New Roman" w:cs="Times New Roman"/>
@@ -866,17 +861,7 @@
           <w:szCs w:val="24"/>
           <w:highlight w:val="yellow"/>
         </w:rPr>
-        <w:t>,  home</w:t>
-      </w:r>
-      <w:proofErr w:type="gramEnd"/>
-      <w:r>
-        <w:rPr>
-          <w:rFonts w:ascii="Times New Roman" w:hAnsi="Times New Roman" w:cs="Times New Roman"/>
-          <w:sz w:val="24"/>
-          <w:szCs w:val="24"/>
-          <w:highlight w:val="yellow"/>
-        </w:rPr>
-        <w:t xml:space="preserve"> or ship brand for matches.</w:t>
+        <w:t>,  home or ship brand for matches.</w:t>
       </w:r>
     </w:p>
     <w:p>
@@ -1091,25 +1076,7 @@
           <w:sz w:val="24"/>
           <w:szCs w:val="24"/>
         </w:rPr>
-        <w:t xml:space="preserve">. For </w:t>
-      </w:r>
-      <w:proofErr w:type="gramStart"/>
-      <w:r>
-        <w:rPr>
-          <w:rFonts w:ascii="Times New Roman" w:hAnsi="Times New Roman" w:cs="Times New Roman"/>
-          <w:sz w:val="24"/>
-          <w:szCs w:val="24"/>
-        </w:rPr>
-        <w:t>example</w:t>
-      </w:r>
-      <w:proofErr w:type="gramEnd"/>
-      <w:r>
-        <w:rPr>
-          <w:rFonts w:ascii="Times New Roman" w:hAnsi="Times New Roman" w:cs="Times New Roman"/>
-          <w:sz w:val="24"/>
-          <w:szCs w:val="24"/>
-        </w:rPr>
-        <w:t xml:space="preserve"> GREEN for eco-friendly products may not be registrable because of its descriptive nature but green for head phones would be protectable. For protecting a </w:t>
+        <w:t xml:space="preserve">. For example GREEN for eco-friendly products may not be registrable because of its descriptive nature but green for head phones would be protectable. For protecting a </w:t>
       </w:r>
       <w:proofErr w:type="spellStart"/>
       <w:r>
@@ -1193,25 +1160,7 @@
           <w:sz w:val="24"/>
           <w:szCs w:val="24"/>
         </w:rPr>
-        <w:t xml:space="preserve"> and sound the notes </w:t>
-      </w:r>
-      <w:proofErr w:type="gramStart"/>
-      <w:r>
-        <w:rPr>
-          <w:rFonts w:ascii="Times New Roman" w:hAnsi="Times New Roman" w:cs="Times New Roman"/>
-          <w:sz w:val="24"/>
-          <w:szCs w:val="24"/>
-        </w:rPr>
-        <w:t>G,B</w:t>
-      </w:r>
-      <w:proofErr w:type="gramEnd"/>
-      <w:r>
-        <w:rPr>
-          <w:rFonts w:ascii="Times New Roman" w:hAnsi="Times New Roman" w:cs="Times New Roman"/>
-          <w:sz w:val="24"/>
-          <w:szCs w:val="24"/>
-        </w:rPr>
-        <w:t xml:space="preserve">,C, the G being the one just </w:t>
+        <w:t xml:space="preserve"> and sound the notes G,B,C, the G being the one just </w:t>
       </w:r>
       <w:proofErr w:type="spellStart"/>
       <w:r>
@@ -1286,27 +1235,7 @@
           <w:szCs w:val="24"/>
           <w:highlight w:val="yellow"/>
         </w:rPr>
-        <w:t xml:space="preserve">registration of smell is debatable. </w:t>
-      </w:r>
-      <w:proofErr w:type="gramStart"/>
-      <w:r>
-        <w:rPr>
-          <w:rFonts w:ascii="Times New Roman" w:hAnsi="Times New Roman" w:cs="Times New Roman"/>
-          <w:sz w:val="24"/>
-          <w:szCs w:val="24"/>
-          <w:highlight w:val="yellow"/>
-        </w:rPr>
-        <w:t>However</w:t>
-      </w:r>
-      <w:proofErr w:type="gramEnd"/>
-      <w:r>
-        <w:rPr>
-          <w:rFonts w:ascii="Times New Roman" w:hAnsi="Times New Roman" w:cs="Times New Roman"/>
-          <w:sz w:val="24"/>
-          <w:szCs w:val="24"/>
-          <w:highlight w:val="yellow"/>
-        </w:rPr>
-        <w:t xml:space="preserve"> there are instances of smell being granted the trademark.</w:t>
+        <w:t>registration of smell is debatable. However there are instances of smell being granted the trademark.</w:t>
       </w:r>
       <w:r>
         <w:rPr>
@@ -2710,7 +2639,24 @@
           <w:sz w:val="24"/>
           <w:szCs w:val="24"/>
         </w:rPr>
-        <w:t xml:space="preserve"> Most brands acquire distinctiveness through use. A brand may depend on the class of goods e.g. Hawkins and Prestige are two distinctive brands in pressure cookers</w:t>
+        <w:t xml:space="preserve"> Most brands acquire distinctiveness through use. A brand may </w:t>
+      </w:r>
+      <w:r>
+        <w:rPr>
+          <w:rFonts w:ascii="Times New Roman" w:hAnsi="Times New Roman"/>
+          <w:sz w:val="24"/>
+          <w:szCs w:val="24"/>
+          <w:highlight w:val="yellow"/>
+        </w:rPr>
+        <w:t>depend on the class of goods</w:t>
+      </w:r>
+      <w:r>
+        <w:rPr>
+          <w:rFonts w:ascii="Times New Roman" w:hAnsi="Times New Roman"/>
+          <w:sz w:val="24"/>
+          <w:szCs w:val="24"/>
+        </w:rPr>
+        <w:t xml:space="preserve"> e.g. Hawkins and Prestige are two distinctive brands in pressure cookers</w:t>
       </w:r>
       <w:r>
         <w:rPr>
@@ -2737,25 +2683,7 @@
           <w:sz w:val="24"/>
           <w:szCs w:val="24"/>
         </w:rPr>
-        <w:t xml:space="preserve">; if it is a </w:t>
-      </w:r>
-      <w:proofErr w:type="gramStart"/>
-      <w:r>
-        <w:rPr>
-          <w:rFonts w:ascii="Times New Roman" w:hAnsi="Times New Roman"/>
-          <w:sz w:val="24"/>
-          <w:szCs w:val="24"/>
-        </w:rPr>
-        <w:t>device</w:t>
-      </w:r>
-      <w:proofErr w:type="gramEnd"/>
-      <w:r>
-        <w:rPr>
-          <w:rFonts w:ascii="Times New Roman" w:hAnsi="Times New Roman"/>
-          <w:sz w:val="24"/>
-          <w:szCs w:val="24"/>
-        </w:rPr>
-        <w:t xml:space="preserve"> it should be expressible</w:t>
+        <w:t>; if it is a device it should be expressible</w:t>
       </w:r>
       <w:bookmarkStart w:id="1" w:name="page5"/>
       <w:bookmarkEnd w:id="1"/>
@@ -4856,7 +4784,6 @@
           <w:szCs w:val="24"/>
         </w:rPr>
       </w:pPr>
-      <w:proofErr w:type="gramStart"/>
       <w:r>
         <w:rPr>
           <w:rFonts w:ascii="Times New Roman" w:hAnsi="Times New Roman" w:cs="Times New Roman"/>
@@ -4865,18 +4792,7 @@
           <w:sz w:val="24"/>
           <w:szCs w:val="24"/>
         </w:rPr>
-        <w:t>RIGHTS  OF</w:t>
-      </w:r>
-      <w:proofErr w:type="gramEnd"/>
-      <w:r>
-        <w:rPr>
-          <w:rFonts w:ascii="Times New Roman" w:hAnsi="Times New Roman" w:cs="Times New Roman"/>
-          <w:b/>
-          <w:bCs/>
-          <w:sz w:val="24"/>
-          <w:szCs w:val="24"/>
-        </w:rPr>
-        <w:t xml:space="preserve"> THE OWNER OF THE TRADEMARKS</w:t>
+        <w:t>RIGHTS  OF THE OWNER OF THE TRADEMARKS</w:t>
       </w:r>
     </w:p>
     <w:p>
@@ -5671,25 +5587,7 @@
           <w:sz w:val="24"/>
           <w:szCs w:val="24"/>
         </w:rPr>
-        <w:t xml:space="preserve"> and oral licensing is no licensing. </w:t>
-      </w:r>
-      <w:proofErr w:type="gramStart"/>
-      <w:r>
-        <w:rPr>
-          <w:rFonts w:ascii="Times New Roman" w:hAnsi="Times New Roman" w:cs="Times New Roman"/>
-          <w:sz w:val="24"/>
-          <w:szCs w:val="24"/>
-        </w:rPr>
-        <w:t>However</w:t>
-      </w:r>
-      <w:proofErr w:type="gramEnd"/>
-      <w:r>
-        <w:rPr>
-          <w:rFonts w:ascii="Times New Roman" w:hAnsi="Times New Roman" w:cs="Times New Roman"/>
-          <w:sz w:val="24"/>
-          <w:szCs w:val="24"/>
-        </w:rPr>
-        <w:t xml:space="preserve"> trademark licensed ceases to be valid if there is no connection in the course of trade with the registered proprietor or otherwise becomes deceptive by the act of registered owner. </w:t>
+        <w:t xml:space="preserve"> and oral licensing is no licensing. However trademark licensed ceases to be valid if there is no connection in the course of trade with the registered proprietor or otherwise becomes deceptive by the act of registered owner. </w:t>
       </w:r>
     </w:p>
     <w:p>
@@ -6348,15 +6246,7 @@
         <w:jc w:val="both"/>
       </w:pPr>
       <w:r>
-        <w:t xml:space="preserve">Although registration of trademark is prima facie </w:t>
-      </w:r>
-      <w:proofErr w:type="gramStart"/>
-      <w:r>
-        <w:t>an evidence of validity</w:t>
-      </w:r>
-      <w:proofErr w:type="gramEnd"/>
-      <w:r>
-        <w:t xml:space="preserve"> of a trademark, yet the registration cannot upstage a prior consistent user of trademark, for the rule is ‘priority in adoption prevails over priority in registration`.</w:t>
+        <w:t>Although registration of trademark is prima facie an evidence of validity of a trademark, yet the registration cannot upstage a prior consistent user of trademark, for the rule is ‘priority in adoption prevails over priority in registration`.</w:t>
       </w:r>
     </w:p>
     <w:p>
@@ -6451,15 +6341,7 @@
         <w:jc w:val="both"/>
       </w:pPr>
       <w:r>
-        <w:t>Pantaloon’s ‘Central’ mall at Gurgaon had offered 30% discounts to its customers over the weekend. Loyalty card holders of competing retailers like Shopper’s Stop, Lifestyle and Westside, were lured by Pantaloon by offering an additional 10% discount on select brands of apparel. The advertisement asked such customers to</w:t>
-      </w:r>
-      <w:proofErr w:type="gramStart"/>
-      <w:r>
-        <w:t>: ”Present</w:t>
-      </w:r>
-      <w:proofErr w:type="gramEnd"/>
-      <w:r>
-        <w:t xml:space="preserve"> your membership card to avail this offer.”</w:t>
+        <w:t>Pantaloon’s ‘Central’ mall at Gurgaon had offered 30% discounts to its customers over the weekend. Loyalty card holders of competing retailers like Shopper’s Stop, Lifestyle and Westside, were lured by Pantaloon by offering an additional 10% discount on select brands of apparel. The advertisement asked such customers to: ”Present your membership card to avail this offer.”</w:t>
       </w:r>
     </w:p>
     <w:p>
@@ -6634,15 +6516,7 @@
         <w:jc w:val="both"/>
       </w:pPr>
       <w:r>
-        <w:t xml:space="preserve">The appellant has been using the mark 'AMOXIL' in India since 1990. This mark was registered in India in 1972 in Class 5 in respect of </w:t>
-      </w:r>
-      <w:proofErr w:type="gramStart"/>
-      <w:r>
-        <w:t>Pharmaceutical</w:t>
-      </w:r>
-      <w:proofErr w:type="gramEnd"/>
-      <w:r>
-        <w:t xml:space="preserve"> goods. The respondent started using the mark 'LYMOXYL' in India in 1985. The respondent applied for registration of the mark in 1987 in India in the same class concerning similar goods.</w:t>
+        <w:t>The appellant has been using the mark 'AMOXIL' in India since 1990. This mark was registered in India in 1972 in Class 5 in respect of Pharmaceutical goods. The respondent started using the mark 'LYMOXYL' in India in 1985. The respondent applied for registration of the mark in 1987 in India in the same class concerning similar goods.</w:t>
       </w:r>
     </w:p>
     <w:p>
@@ -6760,15 +6634,7 @@
         <w:jc w:val="both"/>
       </w:pPr>
       <w:r>
-        <w:t xml:space="preserve">The Court held that in both the cases the goods are similar, being pharmaceutical preparations for treatment of Parkinson's disease, the customers buying these goods are the same and the trade channels are the same. Since the defendants did not show any search of the Register before adopting the impugned mark, prima facie adoption of the mark was not honest. Further, the Court held that despite protests, if the defendants have chosen to continue to sell the products, it cannot be said to be acquiescence by the plaintiff. </w:t>
-      </w:r>
-      <w:proofErr w:type="gramStart"/>
-      <w:r>
-        <w:t>Therefore</w:t>
-      </w:r>
-      <w:proofErr w:type="gramEnd"/>
-      <w:r>
-        <w:t xml:space="preserve"> the Court held that injunction is to be granted in </w:t>
+        <w:t xml:space="preserve">The Court held that in both the cases the goods are similar, being pharmaceutical preparations for treatment of Parkinson's disease, the customers buying these goods are the same and the trade channels are the same. Since the defendants did not show any search of the Register before adopting the impugned mark, prima facie adoption of the mark was not honest. Further, the Court held that despite protests, if the defendants have chosen to continue to sell the products, it cannot be said to be acquiescence by the plaintiff. Therefore the Court held that injunction is to be granted in </w:t>
       </w:r>
       <w:proofErr w:type="spellStart"/>
       <w:r>
@@ -7002,27 +6868,7 @@
           <w:sz w:val="24"/>
           <w:szCs w:val="24"/>
         </w:rPr>
-        <w:t xml:space="preserve">Two years </w:t>
-      </w:r>
-      <w:proofErr w:type="gramStart"/>
-      <w:r>
-        <w:rPr>
-          <w:rFonts w:ascii="Times New Roman" w:eastAsia="Times New Roman" w:hAnsi="Times New Roman" w:cs="Times New Roman"/>
-          <w:color w:val="333333"/>
-          <w:sz w:val="24"/>
-          <w:szCs w:val="24"/>
-        </w:rPr>
-        <w:t>ago</w:t>
-      </w:r>
-      <w:proofErr w:type="gramEnd"/>
-      <w:r>
-        <w:rPr>
-          <w:rFonts w:ascii="Times New Roman" w:eastAsia="Times New Roman" w:hAnsi="Times New Roman" w:cs="Times New Roman"/>
-          <w:color w:val="333333"/>
-          <w:sz w:val="24"/>
-          <w:szCs w:val="24"/>
-        </w:rPr>
-        <w:t xml:space="preserve"> a Malaysian company started manufacturing and selling cookies under the brand '</w:t>
+        <w:t>Two years ago a Malaysian company started manufacturing and selling cookies under the brand '</w:t>
       </w:r>
       <w:proofErr w:type="spellStart"/>
       <w:r>
